--- a/templates/academic.docx
+++ b/templates/academic.docx
@@ -102,9 +102,12 @@
       </w:pPr>
     </w:p>
     <w:sectPr>
-      <w:pgSz w:w="12240" w:h="15840"/>
-      <w:pgMar w:top="1417" w:right="1417" w:bottom="1417" w:left="1417" w:header="720" w:footer="720" w:gutter="0"/>
-      <w:cols w:space="720"/>
+      <w:footerReference w:type="default" r:id="rIdFooter1"/>
+      <w:pgSz w:w="11906" w:h="16838"/>
+      <w:pgMar w:top="1440" w:right="1440" w:bottom="1440" w:left="1440" w:header="709" w:footer="709" w:gutter="0"/>
+      <w:footnotePr>
+        <w:numRestart w:val="eachSect"/>
+      </w:footnotePr>
     </w:sectPr>
   </w:body>
 </w:document>

--- a/templates/academic.docx
+++ b/templates/academic.docx
@@ -143,9 +143,6 @@
   <w:p>
     <w:pPr>
       <w:jc w:val="center"/>
-      <w:pBdr>
-        <w:top w:val="single" w:sz="4" w:space="1" w:color="CCCCCC"/>
-      </w:pBdr>
     </w:pPr>
     <w:r>
       <w:rPr>

--- a/templates/academic.docx
+++ b/templates/academic.docx
@@ -2351,11 +2351,21 @@
     <w:name w:val="Body Text"/>
     <w:basedOn w:val="Normal"/>
     <w:qFormat/>
+    <w:rPr>
+      <w:rFonts w:ascii="Cambria" w:hAnsi="Cambria" w:cs="Cambria"/>
+      <w:sz w:val="24"/>
+      <w:szCs w:val="24"/>
+    </w:rPr>
   </w:style>
   <w:style w:type="paragraph" w:styleId="FirstParagraph">
     <w:name w:val="First Paragraph"/>
     <w:basedOn w:val="Normal"/>
     <w:qFormat/>
+    <w:rPr>
+      <w:rFonts w:ascii="Cambria" w:hAnsi="Cambria" w:cs="Cambria"/>
+      <w:sz w:val="24"/>
+      <w:szCs w:val="24"/>
+    </w:rPr>
   </w:style>
   <w:style w:type="paragraph" w:styleId="Compact">
     <w:name w:val="Compact"/>
@@ -2365,6 +2375,11 @@
       <w:jc w:val="both"/>
       <w:spacing w:line="480" w:lineRule="auto" w:after="0"/>
     </w:pPr>
+    <w:rPr>
+      <w:rFonts w:ascii="Cambria" w:hAnsi="Cambria" w:cs="Cambria"/>
+      <w:sz w:val="24"/>
+      <w:szCs w:val="24"/>
+    </w:rPr>
   </w:style>
   <w:style w:type="paragraph" w:styleId="Title">
     <w:name w:val="Title"/>
@@ -2414,25 +2429,30 @@
   </w:style>
   <w:style w:type="paragraph" w:styleId="Date">
     <w:name w:val="Date"/>
-    <w:next w:val="BodyText"/>
+    <w:basedOn w:val="Normal"/>
     <w:qFormat/>
     <w:pPr>
-      <w:keepNext/>
-      <w:keepLines/>
       <w:jc w:val="center"/>
+      <w:spacing w:after="240"/>
     </w:pPr>
-  </w:style>
-  <w:style w:type="paragraph" w:customStyle="1" w:styleId="Abstract">
+    <w:rPr>
+      <w:rFonts w:ascii="Cambria" w:hAnsi="Cambria" w:cs="Cambria"/>
+      <w:i/>
+      <w:sz w:val="24"/>
+      <w:szCs w:val="24"/>
+    </w:rPr>
+  </w:style>
+  <w:style w:type="paragraph" w:styleId="Abstract">
     <w:name w:val="Abstract"/>
     <w:basedOn w:val="Normal"/>
-    <w:next w:val="BodyText"/>
     <w:qFormat/>
     <w:pPr>
-      <w:keepNext/>
-      <w:keepLines/>
-      <w:spacing w:before="300" w:after="300"/>
+      <w:jc w:val="both"/>
+      <w:ind w:left="720" w:right="720"/>
+      <w:spacing w:after="160"/>
     </w:pPr>
     <w:rPr>
+      <w:rFonts w:ascii="Cambria" w:hAnsi="Cambria" w:cs="Cambria"/>
       <w:sz w:val="20"/>
       <w:szCs w:val="20"/>
     </w:rPr>
@@ -2876,6 +2896,21 @@
     <w:basedOn w:val="DefaultParagraphFont"/>
     <w:link w:val="BodyText"/>
     <w:rsid w:val="00F9641B"/>
+  </w:style>
+  <w:style w:type="paragraph" w:styleId="AbstractTitle">
+    <w:name w:val="Abstract Title"/>
+    <w:basedOn w:val="Normal"/>
+    <w:qFormat/>
+    <w:pPr>
+      <w:jc w:val="center"/>
+      <w:spacing w:before="240" w:after="120"/>
+    </w:pPr>
+    <w:rPr>
+      <w:rFonts w:ascii="Cambria" w:hAnsi="Cambria" w:cs="Cambria"/>
+      <w:b/>
+      <w:sz w:val="24"/>
+      <w:szCs w:val="24"/>
+    </w:rPr>
   </w:style>
 </w:styles>
 </file>

--- a/templates/academic.docx
+++ b/templates/academic.docx
@@ -2108,7 +2108,7 @@
     <w:qFormat/>
     <w:pPr>
       <w:jc w:val="both"/>
-      <w:spacing w:line="480" w:lineRule="auto" w:after="0"/>
+      <w:spacing w:line="360" w:lineRule="auto" w:after="0"/>
     </w:pPr>
     <w:rPr>
       <w:rFonts w:ascii="Cambria" w:hAnsi="Cambria" w:cs="Cambria"/>
@@ -2373,7 +2373,7 @@
     <w:qFormat/>
     <w:pPr>
       <w:jc w:val="both"/>
-      <w:spacing w:line="480" w:lineRule="auto" w:after="0"/>
+      <w:spacing w:line="360" w:lineRule="auto" w:after="0"/>
     </w:pPr>
     <w:rPr>
       <w:rFonts w:ascii="Cambria" w:hAnsi="Cambria" w:cs="Cambria"/>
@@ -2468,7 +2468,7 @@
     <w:qFormat/>
     <w:pPr>
       <w:jc w:val="both"/>
-      <w:spacing w:line="480" w:lineRule="auto" w:after="0"/>
+      <w:spacing w:line="360" w:lineRule="auto" w:after="0"/>
       <w:ind w:left="720" w:right="720"/>
     </w:pPr>
     <w:rPr>
@@ -2518,30 +2518,38 @@
     <w:basedOn w:val="Normal"/>
   </w:style>
   <w:style w:type="paragraph" w:styleId="Caption">
-    <w:name w:val="caption"/>
+    <w:name w:val="Caption"/>
     <w:basedOn w:val="Normal"/>
-    <w:link w:val="CaptionChar"/>
+    <w:qFormat/>
     <w:pPr>
-      <w:spacing w:after="120"/>
+      <w:jc w:val="center"/>
+      <w:spacing w:before="40" w:after="160"/>
     </w:pPr>
     <w:rPr>
+      <w:rFonts w:ascii="Cambria" w:hAnsi="Cambria" w:cs="Cambria"/>
       <w:i/>
-    </w:rPr>
-  </w:style>
-  <w:style w:type="paragraph" w:customStyle="1" w:styleId="TableCaption">
+      <w:sz w:val="18"/>
+      <w:szCs w:val="18"/>
+    </w:rPr>
+  </w:style>
+  <w:style w:type="paragraph" w:styleId="TableCaption">
     <w:name w:val="Table Caption"/>
     <w:basedOn w:val="Caption"/>
-    <w:pPr>
-      <w:keepNext/>
-    </w:pPr>
-  </w:style>
-  <w:style w:type="paragraph" w:customStyle="1" w:styleId="ImageCaption">
+    <w:qFormat/>
+  </w:style>
+  <w:style w:type="paragraph" w:styleId="ImageCaption">
     <w:name w:val="Image Caption"/>
     <w:basedOn w:val="Caption"/>
-  </w:style>
-  <w:style w:type="paragraph" w:customStyle="1" w:styleId="Figure">
+    <w:qFormat/>
+  </w:style>
+  <w:style w:type="paragraph" w:styleId="Figure">
     <w:name w:val="Figure"/>
     <w:basedOn w:val="Normal"/>
+    <w:qFormat/>
+    <w:pPr>
+      <w:jc w:val="center"/>
+      <w:spacing w:before="120" w:after="40"/>
+    </w:pPr>
   </w:style>
   <w:style w:type="paragraph" w:customStyle="1" w:styleId="CaptionedFigure">
     <w:name w:val="Captioned Figure"/>
